--- a/docs/dist/spikes/2026-09-09-container-to-host-reachability.docx
+++ b/docs/dist/spikes/2026-09-09-container-to-host-reachability.docx
@@ -490,7 +490,7 @@
               <w:rPr>
                 <w:rStyle w:val="VerbatimChar"/>
               </w:rPr>
-              <w:t xml:space="preserve">sha256:cf134a76â€¦f8e6f</w:t>
+              <w:t xml:space="preserve">sha256:cf134a767f474095eeba57e0117be8e568e011a63f33fbf252f14c9b760f8e6f</w:t>
             </w:r>
             <w:r>
               <w:t xml:space="preserve">, pgvector 0.8.6</w:t>

--- a/docs/dist/spikes/2026-09-09-container-to-host-reachability.docx
+++ b/docs/dist/spikes/2026-09-09-container-to-host-reachability.docx
@@ -1233,7 +1233,7 @@
           <w:b/>
           <w:bCs/>
         </w:rPr>
-        <w:t xml:space="preserve">3. The finding is specific to Docker Desktop, and this is the part that will bite someone else.</w:t>
+        <w:t xml:space="preserve">3. The finding is specific to Docker Desktop, and this is the part that does not transfer.</w:t>
       </w:r>
       <w:r>
         <w:t xml:space="preserve"> </w:t>
@@ -1398,7 +1398,7 @@
           <w:b/>
           <w:bCs/>
         </w:rPr>
-        <w:t xml:space="preserve">6. The check found one defect, in itself.</w:t>
+        <w:t xml:space="preserve">6. The check found a defect in itself.</w:t>
       </w:r>
       <w:r>
         <w:t xml:space="preserve"> </w:t>
